--- a/Вычислительная техника/Лабораторные работы/Лабораторная №5/БСТ_2502_Кочкин_лаб5.docx
+++ b/Вычислительная техника/Лабораторные работы/Лабораторная №5/БСТ_2502_Кочкин_лаб5.docx
@@ -174,27 +174,7 @@
           <w:szCs w:val="28"/>
           <w:lang w:val="ru-RU"/>
         </w:rPr>
-        <w:t>«</w:t>
-      </w:r>
-      <w:r>
-        <w:rPr>
-          <w:rFonts w:cs="Calibri" w:ascii="Calibri" w:hAnsi="Calibri"/>
-          <w:color w:val="auto"/>
-          <w:sz w:val="28"/>
-          <w:szCs w:val="28"/>
-          <w:lang w:val="ru-RU"/>
-        </w:rPr>
-        <w:t>Мультиплексор и демультиплексор</w:t>
-      </w:r>
-      <w:r>
-        <w:rPr>
-          <w:rFonts w:cs="Calibri" w:ascii="Calibri" w:hAnsi="Calibri"/>
-          <w:color w:val="auto"/>
-          <w:sz w:val="28"/>
-          <w:szCs w:val="28"/>
-          <w:lang w:val="ru-RU"/>
-        </w:rPr>
-        <w:t>»</w:t>
+        <w:t>«Мультиплексор и демультиплексор»</w:t>
       </w:r>
     </w:p>
     <w:p>
@@ -458,6 +438,7 @@
       <w:pPr>
         <w:pStyle w:val="Normal"/>
         <w:bidi w:val="0"/>
+        <w:spacing w:before="0" w:after="0"/>
         <w:jc w:val="center"/>
         <w:rPr>
           <w:rFonts w:ascii="Calibri" w:hAnsi="Calibri" w:cs="Calibri"/>
@@ -510,21 +491,7 @@
           <w:sz w:val="28"/>
           <w:szCs w:val="28"/>
         </w:rPr>
-        <w:t xml:space="preserve">Реализовать ФАЛ, заданной таблицей истинности, на мультиплексоре </w:t>
-      </w:r>
-      <w:r>
-        <w:rPr>
-          <w:rFonts w:ascii="Calibri" w:hAnsi="Calibri"/>
-          <w:b w:val="false"/>
-          <w:i w:val="false"/>
-          <w:caps w:val="false"/>
-          <w:smallCaps w:val="false"/>
-          <w:color w:val="34343C"/>
-          <w:spacing w:val="0"/>
-          <w:sz w:val="28"/>
-          <w:szCs w:val="28"/>
-        </w:rPr>
-        <w:t>MUX 16-1.</w:t>
+        <w:t>Реализовать ФАЛ, заданной таблицей истинности, на мультиплексоре MUX 16-1.</w:t>
       </w:r>
     </w:p>
     <w:p>
@@ -541,6 +508,7 @@
           <w:rFonts w:ascii="Calibri" w:hAnsi="Calibri"/>
           <w:b w:val="false"/>
           <w:i w:val="false"/>
+          <w:i w:val="false"/>
           <w:caps w:val="false"/>
           <w:smallCaps w:val="false"/>
           <w:color w:val="34343C"/>
@@ -589,6 +557,7 @@
           <w:rFonts w:ascii="Calibri" w:hAnsi="Calibri"/>
           <w:b w:val="false"/>
           <w:i w:val="false"/>
+          <w:i w:val="false"/>
           <w:caps w:val="false"/>
           <w:smallCaps w:val="false"/>
           <w:color w:val="34343C"/>
@@ -619,12 +588,14 @@
         <w:pStyle w:val="Normal"/>
         <w:widowControl/>
         <w:bidi w:val="0"/>
+        <w:spacing w:before="0" w:after="0"/>
         <w:jc w:val="left"/>
         <w:rPr>
           <w:rFonts w:ascii="Calibri" w:hAnsi="Calibri"/>
           <w:b/>
           <w:bCs/>
           <w:i w:val="false"/>
+          <w:i w:val="false"/>
           <w:caps w:val="false"/>
           <w:smallCaps w:val="false"/>
           <w:color w:val="34343C"/>
@@ -660,6 +631,7 @@
           <w:b w:val="false"/>
           <w:bCs w:val="false"/>
           <w:i w:val="false"/>
+          <w:i w:val="false"/>
           <w:caps w:val="false"/>
           <w:smallCaps w:val="false"/>
           <w:color w:val="34343C"/>
@@ -682,17 +654,9 @@
           <w:szCs w:val="28"/>
         </w:rPr>
         <w:drawing>
-          <wp:anchor behindDoc="0" distT="0" distB="0" distL="0" distR="0" simplePos="0" locked="0" layoutInCell="0" allowOverlap="1" relativeHeight="2">
-            <wp:simplePos x="0" y="0"/>
-            <wp:positionH relativeFrom="column">
-              <wp:align>left</wp:align>
-            </wp:positionH>
-            <wp:positionV relativeFrom="paragraph">
-              <wp:posOffset>635</wp:posOffset>
-            </wp:positionV>
+          <wp:inline distT="0" distB="0" distL="0" distR="0">
             <wp:extent cx="1123950" cy="5801360"/>
             <wp:effectExtent l="0" t="0" r="0" b="0"/>
-            <wp:wrapSquare wrapText="largest"/>
             <wp:docPr id="1" name="Изображение1"/>
             <wp:cNvGraphicFramePr>
               <a:graphicFrameLocks xmlns:a="http://schemas.openxmlformats.org/drawingml/2006/main" noChangeAspect="1"/>
@@ -725,20 +689,26 @@
                 </pic:pic>
               </a:graphicData>
             </a:graphic>
-          </wp:anchor>
+          </wp:inline>
         </w:drawing>
+      </w:r>
+      <w:r>
+        <w:rPr>
+          <w:rFonts w:ascii="Calibri" w:hAnsi="Calibri"/>
+          <w:b w:val="false"/>
+          <w:bCs w:val="false"/>
+          <w:i w:val="false"/>
+          <w:caps w:val="false"/>
+          <w:smallCaps w:val="false"/>
+          <w:color w:val="34343C"/>
+          <w:spacing w:val="0"/>
+          <w:sz w:val="28"/>
+          <w:szCs w:val="28"/>
+        </w:rPr>
         <w:drawing>
-          <wp:anchor behindDoc="0" distT="0" distB="0" distL="0" distR="0" simplePos="0" locked="0" layoutInCell="0" allowOverlap="1" relativeHeight="3">
-            <wp:simplePos x="0" y="0"/>
-            <wp:positionH relativeFrom="column">
-              <wp:align>left</wp:align>
-            </wp:positionH>
-            <wp:positionV relativeFrom="paragraph">
-              <wp:posOffset>635</wp:posOffset>
-            </wp:positionV>
+          <wp:inline distT="0" distB="0" distL="0" distR="0">
             <wp:extent cx="466725" cy="5801360"/>
             <wp:effectExtent l="0" t="0" r="0" b="0"/>
-            <wp:wrapSquare wrapText="largest"/>
             <wp:docPr id="2" name="Изображение2"/>
             <wp:cNvGraphicFramePr>
               <a:graphicFrameLocks xmlns:a="http://schemas.openxmlformats.org/drawingml/2006/main" noChangeAspect="1"/>
@@ -771,8 +741,312 @@
                 </pic:pic>
               </a:graphicData>
             </a:graphic>
+          </wp:inline>
+        </w:drawing>
+        <w:drawing>
+          <wp:anchor behindDoc="0" distT="0" distB="0" distL="0" distR="0" simplePos="0" locked="0" layoutInCell="0" allowOverlap="1" relativeHeight="4">
+            <wp:simplePos x="0" y="0"/>
+            <wp:positionH relativeFrom="column">
+              <wp:align>center</wp:align>
+            </wp:positionH>
+            <wp:positionV relativeFrom="paragraph">
+              <wp:posOffset>635</wp:posOffset>
+            </wp:positionV>
+            <wp:extent cx="2028825" cy="8478520"/>
+            <wp:effectExtent l="0" t="0" r="0" b="0"/>
+            <wp:wrapSquare wrapText="largest"/>
+            <wp:docPr id="3" name="Изображение3"/>
+            <wp:cNvGraphicFramePr>
+              <a:graphicFrameLocks xmlns:a="http://schemas.openxmlformats.org/drawingml/2006/main" noChangeAspect="1"/>
+            </wp:cNvGraphicFramePr>
+            <a:graphic xmlns:a="http://schemas.openxmlformats.org/drawingml/2006/main">
+              <a:graphicData uri="http://schemas.openxmlformats.org/drawingml/2006/picture">
+                <pic:pic xmlns:pic="http://schemas.openxmlformats.org/drawingml/2006/picture">
+                  <pic:nvPicPr>
+                    <pic:cNvPr id="3" name="Изображение3"/>
+                    <pic:cNvPicPr>
+                      <a:picLocks noChangeAspect="1" noChangeArrowheads="1"/>
+                    </pic:cNvPicPr>
+                  </pic:nvPicPr>
+                  <pic:blipFill>
+                    <a:blip r:embed="rId4"/>
+                    <a:stretch>
+                      <a:fillRect/>
+                    </a:stretch>
+                  </pic:blipFill>
+                  <pic:spPr bwMode="auto">
+                    <a:xfrm>
+                      <a:off x="0" y="0"/>
+                      <a:ext cx="2028825" cy="8478520"/>
+                    </a:xfrm>
+                    <a:prstGeom prst="rect">
+                      <a:avLst/>
+                    </a:prstGeom>
+                    <a:noFill/>
+                  </pic:spPr>
+                </pic:pic>
+              </a:graphicData>
+            </a:graphic>
           </wp:anchor>
         </w:drawing>
+      </w:r>
+      <w:r/>
+    </w:p>
+    <w:p>
+      <w:pPr>
+        <w:pStyle w:val="Normal"/>
+        <w:widowControl/>
+        <w:bidi w:val="0"/>
+        <w:jc w:val="left"/>
+        <w:rPr>
+          <w:rFonts w:ascii="Calibri" w:hAnsi="Calibri"/>
+          <w:b w:val="false"/>
+          <w:bCs w:val="false"/>
+          <w:i w:val="false"/>
+          <w:i w:val="false"/>
+          <w:caps w:val="false"/>
+          <w:smallCaps w:val="false"/>
+          <w:color w:val="34343C"/>
+          <w:spacing w:val="0"/>
+          <w:sz w:val="28"/>
+          <w:szCs w:val="28"/>
+        </w:rPr>
+      </w:pPr>
+      <w:r>
+        <w:rPr>
+          <w:rFonts w:ascii="Calibri" w:hAnsi="Calibri"/>
+          <w:b w:val="false"/>
+          <w:bCs w:val="false"/>
+          <w:i w:val="false"/>
+          <w:caps w:val="false"/>
+          <w:smallCaps w:val="false"/>
+          <w:color w:val="34343C"/>
+          <w:spacing w:val="0"/>
+          <w:sz w:val="28"/>
+          <w:szCs w:val="28"/>
+        </w:rPr>
+      </w:r>
+      <w:r>
+        <w:br w:type="page"/>
+      </w:r>
+    </w:p>
+    <w:p>
+      <w:pPr>
+        <w:pStyle w:val="Normal"/>
+        <w:widowControl/>
+        <w:bidi w:val="0"/>
+        <w:jc w:val="left"/>
+        <w:rPr>
+          <w:rFonts w:ascii="Calibri" w:hAnsi="Calibri"/>
+          <w:b/>
+          <w:bCs/>
+          <w:i w:val="false"/>
+          <w:i w:val="false"/>
+          <w:caps w:val="false"/>
+          <w:smallCaps w:val="false"/>
+          <w:color w:val="34343C"/>
+          <w:spacing w:val="0"/>
+          <w:sz w:val="28"/>
+          <w:szCs w:val="28"/>
+        </w:rPr>
+      </w:pPr>
+      <w:r>
+        <w:rPr>
+          <w:rFonts w:ascii="Calibri" w:hAnsi="Calibri"/>
+          <w:b/>
+          <w:bCs/>
+          <w:i w:val="false"/>
+          <w:caps w:val="false"/>
+          <w:smallCaps w:val="false"/>
+          <w:color w:val="34343C"/>
+          <w:spacing w:val="0"/>
+          <w:sz w:val="28"/>
+          <w:szCs w:val="28"/>
+        </w:rPr>
+        <w:t>Задание 2:</w:t>
+      </w:r>
+    </w:p>
+    <w:p>
+      <w:pPr>
+        <w:pStyle w:val="Normal"/>
+        <w:widowControl/>
+        <w:bidi w:val="0"/>
+        <w:jc w:val="left"/>
+        <w:rPr>
+          <w:rFonts w:ascii="Calibri" w:hAnsi="Calibri"/>
+          <w:b/>
+          <w:bCs/>
+          <w:i w:val="false"/>
+          <w:i w:val="false"/>
+          <w:caps w:val="false"/>
+          <w:smallCaps w:val="false"/>
+          <w:color w:val="34343C"/>
+          <w:spacing w:val="0"/>
+          <w:sz w:val="28"/>
+          <w:szCs w:val="28"/>
+        </w:rPr>
+      </w:pPr>
+      <w:r>
+        <w:rPr>
+          <w:rFonts w:ascii="Calibri" w:hAnsi="Calibri"/>
+          <w:b/>
+          <w:bCs/>
+          <w:i w:val="false"/>
+          <w:caps w:val="false"/>
+          <w:smallCaps w:val="false"/>
+          <w:color w:val="34343C"/>
+          <w:spacing w:val="0"/>
+          <w:sz w:val="28"/>
+          <w:szCs w:val="28"/>
+        </w:rPr>
+        <w:drawing>
+          <wp:inline distT="0" distB="0" distL="0" distR="0">
+            <wp:extent cx="1524000" cy="8354695"/>
+            <wp:effectExtent l="0" t="0" r="0" b="0"/>
+            <wp:docPr id="4" name="Изображение4"/>
+            <wp:cNvGraphicFramePr>
+              <a:graphicFrameLocks xmlns:a="http://schemas.openxmlformats.org/drawingml/2006/main" noChangeAspect="1"/>
+            </wp:cNvGraphicFramePr>
+            <a:graphic xmlns:a="http://schemas.openxmlformats.org/drawingml/2006/main">
+              <a:graphicData uri="http://schemas.openxmlformats.org/drawingml/2006/picture">
+                <pic:pic xmlns:pic="http://schemas.openxmlformats.org/drawingml/2006/picture">
+                  <pic:nvPicPr>
+                    <pic:cNvPr id="4" name="Изображение4"/>
+                    <pic:cNvPicPr>
+                      <a:picLocks noChangeAspect="1" noChangeArrowheads="1"/>
+                    </pic:cNvPicPr>
+                  </pic:nvPicPr>
+                  <pic:blipFill>
+                    <a:blip r:embed="rId5"/>
+                    <a:stretch>
+                      <a:fillRect/>
+                    </a:stretch>
+                  </pic:blipFill>
+                  <pic:spPr bwMode="auto">
+                    <a:xfrm>
+                      <a:off x="0" y="0"/>
+                      <a:ext cx="1524000" cy="8354695"/>
+                    </a:xfrm>
+                    <a:prstGeom prst="rect">
+                      <a:avLst/>
+                    </a:prstGeom>
+                    <a:noFill/>
+                  </pic:spPr>
+                </pic:pic>
+              </a:graphicData>
+            </a:graphic>
+          </wp:inline>
+        </w:drawing>
+      </w:r>
+    </w:p>
+    <w:p>
+      <w:pPr>
+        <w:pStyle w:val="Normal"/>
+        <w:widowControl/>
+        <w:bidi w:val="0"/>
+        <w:jc w:val="left"/>
+        <w:rPr>
+          <w:rFonts w:ascii="Calibri" w:hAnsi="Calibri"/>
+          <w:b/>
+          <w:bCs/>
+          <w:i w:val="false"/>
+          <w:i w:val="false"/>
+          <w:caps w:val="false"/>
+          <w:smallCaps w:val="false"/>
+          <w:color w:val="34343C"/>
+          <w:spacing w:val="0"/>
+          <w:sz w:val="28"/>
+          <w:szCs w:val="28"/>
+        </w:rPr>
+      </w:pPr>
+      <w:r>
+        <w:rPr>
+          <w:rFonts w:ascii="Calibri" w:hAnsi="Calibri"/>
+          <w:b/>
+          <w:bCs/>
+          <w:i w:val="false"/>
+          <w:caps w:val="false"/>
+          <w:smallCaps w:val="false"/>
+          <w:color w:val="34343C"/>
+          <w:spacing w:val="0"/>
+          <w:sz w:val="28"/>
+          <w:szCs w:val="28"/>
+        </w:rPr>
+      </w:r>
+      <w:r>
+        <w:br w:type="page"/>
+      </w:r>
+    </w:p>
+    <w:p>
+      <w:pPr>
+        <w:pStyle w:val="Normal"/>
+        <w:widowControl/>
+        <w:bidi w:val="0"/>
+        <w:jc w:val="left"/>
+        <w:rPr>
+          <w:rFonts w:ascii="Calibri" w:hAnsi="Calibri"/>
+          <w:b/>
+          <w:bCs/>
+          <w:i w:val="false"/>
+          <w:i w:val="false"/>
+          <w:caps w:val="false"/>
+          <w:smallCaps w:val="false"/>
+          <w:color w:val="34343C"/>
+          <w:spacing w:val="0"/>
+          <w:sz w:val="28"/>
+          <w:szCs w:val="28"/>
+        </w:rPr>
+      </w:pPr>
+      <w:r>
+        <w:rPr>
+          <w:rFonts w:ascii="Calibri" w:hAnsi="Calibri"/>
+          <w:b/>
+          <w:bCs/>
+          <w:i w:val="false"/>
+          <w:caps w:val="false"/>
+          <w:smallCaps w:val="false"/>
+          <w:color w:val="34343C"/>
+          <w:spacing w:val="0"/>
+          <w:sz w:val="28"/>
+          <w:szCs w:val="28"/>
+        </w:rPr>
+        <w:t>Вывод:</w:t>
+      </w:r>
+    </w:p>
+    <w:p>
+      <w:pPr>
+        <w:pStyle w:val="Normal"/>
+        <w:widowControl/>
+        <w:bidi w:val="0"/>
+        <w:jc w:val="left"/>
+        <w:rPr>
+          <w:rFonts w:ascii="Calibri" w:hAnsi="Calibri"/>
+          <w:b w:val="false"/>
+          <w:bCs w:val="false"/>
+          <w:i w:val="false"/>
+          <w:i w:val="false"/>
+          <w:caps w:val="false"/>
+          <w:smallCaps w:val="false"/>
+          <w:color w:val="34343C"/>
+          <w:spacing w:val="0"/>
+          <w:sz w:val="28"/>
+          <w:szCs w:val="28"/>
+        </w:rPr>
+      </w:pPr>
+      <w:r>
+        <w:rPr>
+          <w:rFonts w:ascii="Calibri" w:hAnsi="Calibri"/>
+          <w:b w:val="false"/>
+          <w:bCs w:val="false"/>
+          <w:i w:val="false"/>
+          <w:caps w:val="false"/>
+          <w:smallCaps w:val="false"/>
+          <w:color w:val="000000"/>
+          <w:spacing w:val="0"/>
+          <w:sz w:val="28"/>
+          <w:szCs w:val="28"/>
+        </w:rPr>
+        <w:t>В результате проделанной работы были изучены принципы работы мультиплексора и демультиплексора, функциональные модули на их основе, основные характеристики интегральных преобразователей кодов, получены навыки проектирования мультиплексоров и демультиплексоров. Изучена связь между ними.</w:t>
       </w:r>
     </w:p>
     <w:sectPr>
@@ -782,6 +1056,7 @@
       <w:pgNumType w:fmt="decimal"/>
       <w:formProt w:val="false"/>
       <w:textDirection w:val="lrTb"/>
+      <w:docGrid w:type="default" w:linePitch="100" w:charSpace="0"/>
     </w:sectPr>
   </w:body>
 </w:document>
@@ -1086,7 +1361,6 @@
     </w:rPrDefault>
     <w:pPrDefault>
       <w:pPr>
-        <w:widowControl/>
         <w:suppressAutoHyphens w:val="true"/>
       </w:pPr>
     </w:pPrDefault>
@@ -1096,7 +1370,10 @@
     <w:qFormat/>
     <w:pPr>
       <w:widowControl/>
+      <w:suppressAutoHyphens w:val="true"/>
       <w:bidi w:val="0"/>
+      <w:spacing w:before="0" w:after="0"/>
+      <w:jc w:val="left"/>
     </w:pPr>
     <w:rPr>
       <w:rFonts w:ascii="Liberation Serif" w:hAnsi="Liberation Serif" w:eastAsia="NSimSun" w:cs="Arial"/>
@@ -1107,8 +1384,8 @@
       <w:lang w:val="ru-RU" w:eastAsia="zh-CN" w:bidi="hi-IN"/>
     </w:rPr>
   </w:style>
-  <w:style w:type="character" w:styleId="Style14">
-    <w:name w:val="Символ нумерации"/>
+  <w:style w:type="character" w:styleId="user">
+    <w:name w:val="Символ нумерации (user)"/>
     <w:qFormat/>
     <w:rPr>
       <w:rFonts w:ascii="Calibri" w:hAnsi="Calibri"/>
@@ -1116,7 +1393,7 @@
       <w:szCs w:val="28"/>
     </w:rPr>
   </w:style>
-  <w:style w:type="paragraph" w:styleId="Style15">
+  <w:style w:type="paragraph" w:styleId="Style14">
     <w:name w:val="Заголовок"/>
     <w:basedOn w:val="Normal"/>
     <w:next w:val="BodyText"/>
@@ -1126,7 +1403,7 @@
       <w:spacing w:before="240" w:after="120"/>
     </w:pPr>
     <w:rPr>
-      <w:rFonts w:ascii="Liberation Sans" w:hAnsi="Liberation Sans" w:eastAsia="Microsoft YaHei" w:cs="Arial"/>
+      <w:rFonts w:ascii="Liberation Sans" w:hAnsi="Liberation Sans" w:eastAsia="Microsoft YaHei" w:cs="Lucida Sans"/>
       <w:sz w:val="28"/>
       <w:szCs w:val="28"/>
     </w:rPr>
@@ -1163,8 +1440,34 @@
       <w:szCs w:val="24"/>
     </w:rPr>
   </w:style>
-  <w:style w:type="paragraph" w:styleId="Style16">
+  <w:style w:type="paragraph" w:styleId="Style15">
     <w:name w:val="Указатель"/>
+    <w:basedOn w:val="Normal"/>
+    <w:qFormat/>
+    <w:pPr>
+      <w:suppressLineNumbers/>
+    </w:pPr>
+    <w:rPr>
+      <w:rFonts w:cs="Lucida Sans"/>
+    </w:rPr>
+  </w:style>
+  <w:style w:type="paragraph" w:styleId="user1">
+    <w:name w:val="Заголовок (user)"/>
+    <w:basedOn w:val="Normal"/>
+    <w:next w:val="BodyText"/>
+    <w:qFormat/>
+    <w:pPr>
+      <w:keepNext w:val="true"/>
+      <w:spacing w:before="240" w:after="120"/>
+    </w:pPr>
+    <w:rPr>
+      <w:rFonts w:ascii="Liberation Sans" w:hAnsi="Liberation Sans" w:eastAsia="Microsoft YaHei" w:cs="Arial"/>
+      <w:sz w:val="28"/>
+      <w:szCs w:val="28"/>
+    </w:rPr>
+  </w:style>
+  <w:style w:type="paragraph" w:styleId="user2">
+    <w:name w:val="Указатель (user)"/>
     <w:basedOn w:val="Normal"/>
     <w:qFormat/>
     <w:pPr>

--- a/Вычислительная техника/Лабораторные работы/Лабораторная №5/БСТ_2502_Кочкин_лаб5.docx
+++ b/Вычислительная техника/Лабораторные работы/Лабораторная №5/БСТ_2502_Кочкин_лаб5.docx
@@ -641,18 +641,7 @@
         </w:rPr>
       </w:pPr>
       <w:r>
-        <w:rPr>
-          <w:rFonts w:ascii="Calibri" w:hAnsi="Calibri"/>
-          <w:b w:val="false"/>
-          <w:bCs w:val="false"/>
-          <w:i w:val="false"/>
-          <w:caps w:val="false"/>
-          <w:smallCaps w:val="false"/>
-          <w:color w:val="34343C"/>
-          <w:spacing w:val="0"/>
-          <w:sz w:val="28"/>
-          <w:szCs w:val="28"/>
-        </w:rPr>
+        <w:rPr/>
         <w:drawing>
           <wp:inline distT="0" distB="0" distL="0" distR="0">
             <wp:extent cx="1123950" cy="5801360"/>
@@ -693,18 +682,7 @@
         </w:drawing>
       </w:r>
       <w:r>
-        <w:rPr>
-          <w:rFonts w:ascii="Calibri" w:hAnsi="Calibri"/>
-          <w:b w:val="false"/>
-          <w:bCs w:val="false"/>
-          <w:i w:val="false"/>
-          <w:caps w:val="false"/>
-          <w:smallCaps w:val="false"/>
-          <w:color w:val="34343C"/>
-          <w:spacing w:val="0"/>
-          <w:sz w:val="28"/>
-          <w:szCs w:val="28"/>
-        </w:rPr>
+        <w:rPr/>
         <w:drawing>
           <wp:inline distT="0" distB="0" distL="0" distR="0">
             <wp:extent cx="466725" cy="5801360"/>
@@ -744,7 +722,7 @@
           </wp:inline>
         </w:drawing>
         <w:drawing>
-          <wp:anchor behindDoc="0" distT="0" distB="0" distL="0" distR="0" simplePos="0" locked="0" layoutInCell="0" allowOverlap="1" relativeHeight="4">
+          <wp:anchor behindDoc="0" distT="0" distB="0" distL="0" distR="0" simplePos="0" locked="0" layoutInCell="0" allowOverlap="1" relativeHeight="5">
             <wp:simplePos x="0" y="0"/>
             <wp:positionH relativeFrom="column">
               <wp:align>center</wp:align>
@@ -835,6 +813,7 @@
         <w:pStyle w:val="Normal"/>
         <w:widowControl/>
         <w:bidi w:val="0"/>
+        <w:spacing w:before="0" w:after="0"/>
         <w:jc w:val="left"/>
         <w:rPr>
           <w:rFonts w:ascii="Calibri" w:hAnsi="Calibri"/>
@@ -887,18 +866,7 @@
         </w:rPr>
       </w:pPr>
       <w:r>
-        <w:rPr>
-          <w:rFonts w:ascii="Calibri" w:hAnsi="Calibri"/>
-          <w:b/>
-          <w:bCs/>
-          <w:i w:val="false"/>
-          <w:caps w:val="false"/>
-          <w:smallCaps w:val="false"/>
-          <w:color w:val="34343C"/>
-          <w:spacing w:val="0"/>
-          <w:sz w:val="28"/>
-          <w:szCs w:val="28"/>
-        </w:rPr>
+        <w:rPr/>
         <w:drawing>
           <wp:inline distT="0" distB="0" distL="0" distR="0">
             <wp:extent cx="1524000" cy="8354695"/>
@@ -982,6 +950,7 @@
         <w:pStyle w:val="Normal"/>
         <w:widowControl/>
         <w:bidi w:val="0"/>
+        <w:spacing w:before="0" w:after="0"/>
         <w:jc w:val="left"/>
         <w:rPr>
           <w:rFonts w:ascii="Calibri" w:hAnsi="Calibri"/>
@@ -1384,8 +1353,8 @@
       <w:lang w:val="ru-RU" w:eastAsia="zh-CN" w:bidi="hi-IN"/>
     </w:rPr>
   </w:style>
-  <w:style w:type="character" w:styleId="user">
-    <w:name w:val="Символ нумерации (user)"/>
+  <w:style w:type="character" w:styleId="Style14">
+    <w:name w:val="Символ нумерации"/>
     <w:qFormat/>
     <w:rPr>
       <w:rFonts w:ascii="Calibri" w:hAnsi="Calibri"/>
@@ -1393,7 +1362,7 @@
       <w:szCs w:val="28"/>
     </w:rPr>
   </w:style>
-  <w:style w:type="paragraph" w:styleId="Style14">
+  <w:style w:type="paragraph" w:styleId="Style15">
     <w:name w:val="Заголовок"/>
     <w:basedOn w:val="Normal"/>
     <w:next w:val="BodyText"/>
@@ -1403,7 +1372,7 @@
       <w:spacing w:before="240" w:after="120"/>
     </w:pPr>
     <w:rPr>
-      <w:rFonts w:ascii="Liberation Sans" w:hAnsi="Liberation Sans" w:eastAsia="Microsoft YaHei" w:cs="Lucida Sans"/>
+      <w:rFonts w:ascii="Liberation Sans" w:hAnsi="Liberation Sans" w:eastAsia="Microsoft YaHei" w:cs="Arial"/>
       <w:sz w:val="28"/>
       <w:szCs w:val="28"/>
     </w:rPr>
@@ -1440,7 +1409,7 @@
       <w:szCs w:val="24"/>
     </w:rPr>
   </w:style>
-  <w:style w:type="paragraph" w:styleId="Style15">
+  <w:style w:type="paragraph" w:styleId="Style16">
     <w:name w:val="Указатель"/>
     <w:basedOn w:val="Normal"/>
     <w:qFormat/>
@@ -1448,10 +1417,10 @@
       <w:suppressLineNumbers/>
     </w:pPr>
     <w:rPr>
-      <w:rFonts w:cs="Lucida Sans"/>
+      <w:rFonts w:cs="Arial"/>
     </w:rPr>
   </w:style>
-  <w:style w:type="paragraph" w:styleId="user1">
+  <w:style w:type="paragraph" w:styleId="user">
     <w:name w:val="Заголовок (user)"/>
     <w:basedOn w:val="Normal"/>
     <w:next w:val="BodyText"/>
@@ -1461,12 +1430,12 @@
       <w:spacing w:before="240" w:after="120"/>
     </w:pPr>
     <w:rPr>
-      <w:rFonts w:ascii="Liberation Sans" w:hAnsi="Liberation Sans" w:eastAsia="Microsoft YaHei" w:cs="Arial"/>
+      <w:rFonts w:ascii="Liberation Sans" w:hAnsi="Liberation Sans" w:eastAsia="Microsoft YaHei" w:cs="Lucida Sans"/>
       <w:sz w:val="28"/>
       <w:szCs w:val="28"/>
     </w:rPr>
   </w:style>
-  <w:style w:type="paragraph" w:styleId="user2">
+  <w:style w:type="paragraph" w:styleId="user1">
     <w:name w:val="Указатель (user)"/>
     <w:basedOn w:val="Normal"/>
     <w:qFormat/>
@@ -1474,7 +1443,7 @@
       <w:suppressLineNumbers/>
     </w:pPr>
     <w:rPr>
-      <w:rFonts w:cs="Arial"/>
+      <w:rFonts w:cs="Lucida Sans"/>
     </w:rPr>
   </w:style>
 </w:styles>
